--- a/campus_algorithms_report.docx
+++ b/campus_algorithms_report.docx
@@ -114,12 +114,6 @@
         <w:gridCol w:w="6240"/>
       </w:tblGrid>
       <w:tr>
-        <w:tblPrEx>
-          <w:tblCellMar>
-            <w:top w:w="0" w:type="dxa"/>
-            <w:bottom w:w="0" w:type="dxa"/>
-          </w:tblCellMar>
-        </w:tblPrEx>
         <w:tc>
           <w:tcPr>
             <w:tcW w:w="3120" w:type="dxa"/>
@@ -182,12 +176,6 @@
         </w:tc>
       </w:tr>
       <w:tr>
-        <w:tblPrEx>
-          <w:tblCellMar>
-            <w:top w:w="0" w:type="dxa"/>
-            <w:bottom w:w="0" w:type="dxa"/>
-          </w:tblCellMar>
-        </w:tblPrEx>
         <w:tc>
           <w:tcPr>
             <w:tcW w:w="3120" w:type="dxa"/>
@@ -228,16 +216,20 @@
               <w:right w:w="120" w:type="dxa"/>
             </w:tcMar>
           </w:tcPr>
-          <w:p/>
+          <w:p>
+            <w:r>
+              <w:t>Report construction</w:t>
+            </w:r>
+            <w:r>
+              <w:t>, editing, review</w:t>
+            </w:r>
+            <w:r>
+              <w:t>, experimental analysis</w:t>
+            </w:r>
+          </w:p>
         </w:tc>
       </w:tr>
       <w:tr>
-        <w:tblPrEx>
-          <w:tblCellMar>
-            <w:top w:w="0" w:type="dxa"/>
-            <w:bottom w:w="0" w:type="dxa"/>
-          </w:tblCellMar>
-        </w:tblPrEx>
         <w:tc>
           <w:tcPr>
             <w:tcW w:w="3120" w:type="dxa"/>
@@ -278,12 +270,6 @@
         </w:tc>
       </w:tr>
       <w:tr>
-        <w:tblPrEx>
-          <w:tblCellMar>
-            <w:top w:w="0" w:type="dxa"/>
-            <w:bottom w:w="0" w:type="dxa"/>
-          </w:tblCellMar>
-        </w:tblPrEx>
         <w:tc>
           <w:tcPr>
             <w:tcW w:w="3120" w:type="dxa"/>
@@ -373,7 +359,13 @@
         <w:spacing w:after="120"/>
       </w:pPr>
       <w:r>
-        <w:t>The project demonstrates how theoretical algorithms from the analysis of algorithms course translate directly into practical tools for campus management, infrastructure investment planning, and public safety operations.</w:t>
+        <w:t>The project demonstrates how theoretical algorithms from t</w:t>
+      </w:r>
+      <w:r>
+        <w:t>his</w:t>
+      </w:r>
+      <w:r>
+        <w:t xml:space="preserve"> course translate directly into practical tools for campus management, infrastructure investment planning, and public safety operations.</w:t>
       </w:r>
     </w:p>
     <w:p>
@@ -383,15 +375,15 @@
     </w:p>
     <w:p>
       <w:r>
+        <w:br/>
+      </w:r>
+    </w:p>
+    <w:p>
+      <w:pPr>
+        <w:pStyle w:val="Heading1"/>
+      </w:pPr>
+      <w:r>
         <w:lastRenderedPageBreak/>
-        <w:br/>
-      </w:r>
-    </w:p>
-    <w:p>
-      <w:pPr>
-        <w:pStyle w:val="Heading1"/>
-      </w:pPr>
-      <w:r>
         <w:t>2. Problem Formulation &amp; Graph Modeling</w:t>
       </w:r>
     </w:p>
@@ -619,12 +611,6 @@
         <w:gridCol w:w="7020"/>
       </w:tblGrid>
       <w:tr>
-        <w:tblPrEx>
-          <w:tblCellMar>
-            <w:top w:w="0" w:type="dxa"/>
-            <w:bottom w:w="0" w:type="dxa"/>
-          </w:tblCellMar>
-        </w:tblPrEx>
         <w:tc>
           <w:tcPr>
             <w:tcW w:w="2340" w:type="dxa"/>
@@ -687,12 +673,6 @@
         </w:tc>
       </w:tr>
       <w:tr>
-        <w:tblPrEx>
-          <w:tblCellMar>
-            <w:top w:w="0" w:type="dxa"/>
-            <w:bottom w:w="0" w:type="dxa"/>
-          </w:tblCellMar>
-        </w:tblPrEx>
         <w:tc>
           <w:tcPr>
             <w:tcW w:w="2340" w:type="dxa"/>
@@ -749,12 +729,6 @@
         </w:tc>
       </w:tr>
       <w:tr>
-        <w:tblPrEx>
-          <w:tblCellMar>
-            <w:top w:w="0" w:type="dxa"/>
-            <w:bottom w:w="0" w:type="dxa"/>
-          </w:tblCellMar>
-        </w:tblPrEx>
         <w:tc>
           <w:tcPr>
             <w:tcW w:w="2340" w:type="dxa"/>
@@ -811,12 +785,6 @@
         </w:tc>
       </w:tr>
       <w:tr>
-        <w:tblPrEx>
-          <w:tblCellMar>
-            <w:top w:w="0" w:type="dxa"/>
-            <w:bottom w:w="0" w:type="dxa"/>
-          </w:tblCellMar>
-        </w:tblPrEx>
         <w:tc>
           <w:tcPr>
             <w:tcW w:w="2340" w:type="dxa"/>
@@ -873,12 +841,6 @@
         </w:tc>
       </w:tr>
       <w:tr>
-        <w:tblPrEx>
-          <w:tblCellMar>
-            <w:top w:w="0" w:type="dxa"/>
-            <w:bottom w:w="0" w:type="dxa"/>
-          </w:tblCellMar>
-        </w:tblPrEx>
         <w:tc>
           <w:tcPr>
             <w:tcW w:w="2340" w:type="dxa"/>
@@ -935,12 +897,6 @@
         </w:tc>
       </w:tr>
       <w:tr>
-        <w:tblPrEx>
-          <w:tblCellMar>
-            <w:top w:w="0" w:type="dxa"/>
-            <w:bottom w:w="0" w:type="dxa"/>
-          </w:tblCellMar>
-        </w:tblPrEx>
         <w:tc>
           <w:tcPr>
             <w:tcW w:w="2340" w:type="dxa"/>
@@ -997,12 +953,6 @@
         </w:tc>
       </w:tr>
       <w:tr>
-        <w:tblPrEx>
-          <w:tblCellMar>
-            <w:top w:w="0" w:type="dxa"/>
-            <w:bottom w:w="0" w:type="dxa"/>
-          </w:tblCellMar>
-        </w:tblPrEx>
         <w:tc>
           <w:tcPr>
             <w:tcW w:w="2340" w:type="dxa"/>
@@ -1287,12 +1237,6 @@
         <w:gridCol w:w="2340"/>
       </w:tblGrid>
       <w:tr>
-        <w:tblPrEx>
-          <w:tblCellMar>
-            <w:top w:w="0" w:type="dxa"/>
-            <w:bottom w:w="0" w:type="dxa"/>
-          </w:tblCellMar>
-        </w:tblPrEx>
         <w:tc>
           <w:tcPr>
             <w:tcW w:w="2340" w:type="dxa"/>
@@ -1415,12 +1359,6 @@
         </w:tc>
       </w:tr>
       <w:tr>
-        <w:tblPrEx>
-          <w:tblCellMar>
-            <w:top w:w="0" w:type="dxa"/>
-            <w:bottom w:w="0" w:type="dxa"/>
-          </w:tblCellMar>
-        </w:tblPrEx>
         <w:tc>
           <w:tcPr>
             <w:tcW w:w="2340" w:type="dxa"/>
@@ -1531,12 +1469,6 @@
         </w:tc>
       </w:tr>
       <w:tr>
-        <w:tblPrEx>
-          <w:tblCellMar>
-            <w:top w:w="0" w:type="dxa"/>
-            <w:bottom w:w="0" w:type="dxa"/>
-          </w:tblCellMar>
-        </w:tblPrEx>
         <w:tc>
           <w:tcPr>
             <w:tcW w:w="2340" w:type="dxa"/>
@@ -2474,9 +2406,24 @@
     </w:p>
     <w:p>
       <w:pPr>
+        <w:rPr>
+          <w:b/>
+          <w:bCs/>
+          <w:color w:val="1F4E3D"/>
+          <w:sz w:val="28"/>
+          <w:szCs w:val="28"/>
+        </w:rPr>
+      </w:pPr>
+      <w:r>
+        <w:br w:type="page"/>
+      </w:r>
+    </w:p>
+    <w:p>
+      <w:pPr>
         <w:pStyle w:val="Heading2"/>
       </w:pPr>
       <w:r>
+        <w:lastRenderedPageBreak/>
         <w:t>4.2 Prim's Minimum Spanning Tree Algorithm</w:t>
       </w:r>
     </w:p>
@@ -2487,11 +2434,6 @@
       <w:r>
         <w:t>Prim's algorithm constructs a minimum spanning tree by greedily adding the lowest-weight edge that connects a new vertex to the already-visited set. In the campus context, this finds the minimum total cable length needed to connect all buildings in a network.</w:t>
       </w:r>
-    </w:p>
-    <w:p>
-      <w:pPr>
-        <w:spacing w:after="80"/>
-      </w:pPr>
     </w:p>
     <w:p>
       <w:pPr>
@@ -2503,16 +2445,12 @@
           <w:szCs w:val="24"/>
         </w:rPr>
       </w:pPr>
-      <w:r>
-        <w:br w:type="page"/>
-      </w:r>
     </w:p>
     <w:p>
       <w:pPr>
         <w:pStyle w:val="Heading3"/>
       </w:pPr>
       <w:r>
-        <w:lastRenderedPageBreak/>
         <w:t>Pseudocode</w:t>
       </w:r>
     </w:p>
@@ -3144,12 +3082,6 @@
         <w:gridCol w:w="4680"/>
       </w:tblGrid>
       <w:tr>
-        <w:tblPrEx>
-          <w:tblCellMar>
-            <w:top w:w="0" w:type="dxa"/>
-            <w:bottom w:w="0" w:type="dxa"/>
-          </w:tblCellMar>
-        </w:tblPrEx>
         <w:tc>
           <w:tcPr>
             <w:tcW w:w="2340" w:type="dxa"/>
@@ -3242,12 +3174,6 @@
         </w:tc>
       </w:tr>
       <w:tr>
-        <w:tblPrEx>
-          <w:tblCellMar>
-            <w:top w:w="0" w:type="dxa"/>
-            <w:bottom w:w="0" w:type="dxa"/>
-          </w:tblCellMar>
-        </w:tblPrEx>
         <w:tc>
           <w:tcPr>
             <w:tcW w:w="2340" w:type="dxa"/>
@@ -3347,12 +3273,6 @@
         </w:tc>
       </w:tr>
       <w:tr>
-        <w:tblPrEx>
-          <w:tblCellMar>
-            <w:top w:w="0" w:type="dxa"/>
-            <w:bottom w:w="0" w:type="dxa"/>
-          </w:tblCellMar>
-        </w:tblPrEx>
         <w:tc>
           <w:tcPr>
             <w:tcW w:w="2340" w:type="dxa"/>
@@ -3436,12 +3356,6 @@
         </w:tc>
       </w:tr>
       <w:tr>
-        <w:tblPrEx>
-          <w:tblCellMar>
-            <w:top w:w="0" w:type="dxa"/>
-            <w:bottom w:w="0" w:type="dxa"/>
-          </w:tblCellMar>
-        </w:tblPrEx>
         <w:tc>
           <w:tcPr>
             <w:tcW w:w="2340" w:type="dxa"/>
@@ -3525,12 +3439,6 @@
         </w:tc>
       </w:tr>
       <w:tr>
-        <w:tblPrEx>
-          <w:tblCellMar>
-            <w:top w:w="0" w:type="dxa"/>
-            <w:bottom w:w="0" w:type="dxa"/>
-          </w:tblCellMar>
-        </w:tblPrEx>
         <w:tc>
           <w:tcPr>
             <w:tcW w:w="2340" w:type="dxa"/>
@@ -3663,12 +3571,6 @@
         <w:gridCol w:w="4680"/>
       </w:tblGrid>
       <w:tr>
-        <w:tblPrEx>
-          <w:tblCellMar>
-            <w:top w:w="0" w:type="dxa"/>
-            <w:bottom w:w="0" w:type="dxa"/>
-          </w:tblCellMar>
-        </w:tblPrEx>
         <w:tc>
           <w:tcPr>
             <w:tcW w:w="2340" w:type="dxa"/>
@@ -3761,12 +3663,6 @@
         </w:tc>
       </w:tr>
       <w:tr>
-        <w:tblPrEx>
-          <w:tblCellMar>
-            <w:top w:w="0" w:type="dxa"/>
-            <w:bottom w:w="0" w:type="dxa"/>
-          </w:tblCellMar>
-        </w:tblPrEx>
         <w:tc>
           <w:tcPr>
             <w:tcW w:w="2340" w:type="dxa"/>
@@ -3850,12 +3746,6 @@
         </w:tc>
       </w:tr>
       <w:tr>
-        <w:tblPrEx>
-          <w:tblCellMar>
-            <w:top w:w="0" w:type="dxa"/>
-            <w:bottom w:w="0" w:type="dxa"/>
-          </w:tblCellMar>
-        </w:tblPrEx>
         <w:tc>
           <w:tcPr>
             <w:tcW w:w="2340" w:type="dxa"/>
@@ -3939,12 +3829,6 @@
         </w:tc>
       </w:tr>
       <w:tr>
-        <w:tblPrEx>
-          <w:tblCellMar>
-            <w:top w:w="0" w:type="dxa"/>
-            <w:bottom w:w="0" w:type="dxa"/>
-          </w:tblCellMar>
-        </w:tblPrEx>
         <w:tc>
           <w:tcPr>
             <w:tcW w:w="2340" w:type="dxa"/>
@@ -4028,12 +3912,6 @@
         </w:tc>
       </w:tr>
       <w:tr>
-        <w:tblPrEx>
-          <w:tblCellMar>
-            <w:top w:w="0" w:type="dxa"/>
-            <w:bottom w:w="0" w:type="dxa"/>
-          </w:tblCellMar>
-        </w:tblPrEx>
         <w:tc>
           <w:tcPr>
             <w:tcW w:w="2340" w:type="dxa"/>
@@ -4184,12 +4062,6 @@
         <w:gridCol w:w="4680"/>
       </w:tblGrid>
       <w:tr>
-        <w:tblPrEx>
-          <w:tblCellMar>
-            <w:top w:w="0" w:type="dxa"/>
-            <w:bottom w:w="0" w:type="dxa"/>
-          </w:tblCellMar>
-        </w:tblPrEx>
         <w:tc>
           <w:tcPr>
             <w:tcW w:w="2340" w:type="dxa"/>
@@ -4282,12 +4154,6 @@
         </w:tc>
       </w:tr>
       <w:tr>
-        <w:tblPrEx>
-          <w:tblCellMar>
-            <w:top w:w="0" w:type="dxa"/>
-            <w:bottom w:w="0" w:type="dxa"/>
-          </w:tblCellMar>
-        </w:tblPrEx>
         <w:tc>
           <w:tcPr>
             <w:tcW w:w="2340" w:type="dxa"/>
@@ -4371,12 +4237,6 @@
         </w:tc>
       </w:tr>
       <w:tr>
-        <w:tblPrEx>
-          <w:tblCellMar>
-            <w:top w:w="0" w:type="dxa"/>
-            <w:bottom w:w="0" w:type="dxa"/>
-          </w:tblCellMar>
-        </w:tblPrEx>
         <w:tc>
           <w:tcPr>
             <w:tcW w:w="2340" w:type="dxa"/>
@@ -4460,12 +4320,6 @@
         </w:tc>
       </w:tr>
       <w:tr>
-        <w:tblPrEx>
-          <w:tblCellMar>
-            <w:top w:w="0" w:type="dxa"/>
-            <w:bottom w:w="0" w:type="dxa"/>
-          </w:tblCellMar>
-        </w:tblPrEx>
         <w:tc>
           <w:tcPr>
             <w:tcW w:w="2340" w:type="dxa"/>
@@ -4549,12 +4403,6 @@
         </w:tc>
       </w:tr>
       <w:tr>
-        <w:tblPrEx>
-          <w:tblCellMar>
-            <w:top w:w="0" w:type="dxa"/>
-            <w:bottom w:w="0" w:type="dxa"/>
-          </w:tblCellMar>
-        </w:tblPrEx>
         <w:tc>
           <w:tcPr>
             <w:tcW w:w="2340" w:type="dxa"/>
@@ -4675,12 +4523,6 @@
         <w:gridCol w:w="2340"/>
       </w:tblGrid>
       <w:tr>
-        <w:tblPrEx>
-          <w:tblCellMar>
-            <w:top w:w="0" w:type="dxa"/>
-            <w:bottom w:w="0" w:type="dxa"/>
-          </w:tblCellMar>
-        </w:tblPrEx>
         <w:tc>
           <w:tcPr>
             <w:tcW w:w="2340" w:type="dxa"/>
@@ -4803,12 +4645,6 @@
         </w:tc>
       </w:tr>
       <w:tr>
-        <w:tblPrEx>
-          <w:tblCellMar>
-            <w:top w:w="0" w:type="dxa"/>
-            <w:bottom w:w="0" w:type="dxa"/>
-          </w:tblCellMar>
-        </w:tblPrEx>
         <w:tc>
           <w:tcPr>
             <w:tcW w:w="2340" w:type="dxa"/>
@@ -4919,12 +4755,6 @@
         </w:tc>
       </w:tr>
       <w:tr>
-        <w:tblPrEx>
-          <w:tblCellMar>
-            <w:top w:w="0" w:type="dxa"/>
-            <w:bottom w:w="0" w:type="dxa"/>
-          </w:tblCellMar>
-        </w:tblPrEx>
         <w:tc>
           <w:tcPr>
             <w:tcW w:w="2340" w:type="dxa"/>
@@ -5035,12 +4865,6 @@
         </w:tc>
       </w:tr>
       <w:tr>
-        <w:tblPrEx>
-          <w:tblCellMar>
-            <w:top w:w="0" w:type="dxa"/>
-            <w:bottom w:w="0" w:type="dxa"/>
-          </w:tblCellMar>
-        </w:tblPrEx>
         <w:tc>
           <w:tcPr>
             <w:tcW w:w="2340" w:type="dxa"/>
@@ -5305,12 +5129,6 @@
         <w:gridCol w:w="1872"/>
       </w:tblGrid>
       <w:tr>
-        <w:tblPrEx>
-          <w:tblCellMar>
-            <w:top w:w="0" w:type="dxa"/>
-            <w:bottom w:w="0" w:type="dxa"/>
-          </w:tblCellMar>
-        </w:tblPrEx>
         <w:tc>
           <w:tcPr>
             <w:tcW w:w="1872" w:type="dxa"/>
@@ -5529,12 +5347,6 @@
         </w:tc>
       </w:tr>
       <w:tr>
-        <w:tblPrEx>
-          <w:tblCellMar>
-            <w:top w:w="0" w:type="dxa"/>
-            <w:bottom w:w="0" w:type="dxa"/>
-          </w:tblCellMar>
-        </w:tblPrEx>
         <w:tc>
           <w:tcPr>
             <w:tcW w:w="1872" w:type="dxa"/>
@@ -5689,12 +5501,6 @@
         </w:tc>
       </w:tr>
       <w:tr>
-        <w:tblPrEx>
-          <w:tblCellMar>
-            <w:top w:w="0" w:type="dxa"/>
-            <w:bottom w:w="0" w:type="dxa"/>
-          </w:tblCellMar>
-        </w:tblPrEx>
         <w:tc>
           <w:tcPr>
             <w:tcW w:w="1872" w:type="dxa"/>
@@ -5849,12 +5655,6 @@
         </w:tc>
       </w:tr>
       <w:tr>
-        <w:tblPrEx>
-          <w:tblCellMar>
-            <w:top w:w="0" w:type="dxa"/>
-            <w:bottom w:w="0" w:type="dxa"/>
-          </w:tblCellMar>
-        </w:tblPrEx>
         <w:tc>
           <w:tcPr>
             <w:tcW w:w="1872" w:type="dxa"/>
@@ -6009,12 +5809,6 @@
         </w:tc>
       </w:tr>
       <w:tr>
-        <w:tblPrEx>
-          <w:tblCellMar>
-            <w:top w:w="0" w:type="dxa"/>
-            <w:bottom w:w="0" w:type="dxa"/>
-          </w:tblCellMar>
-        </w:tblPrEx>
         <w:tc>
           <w:tcPr>
             <w:tcW w:w="1872" w:type="dxa"/>
@@ -6211,12 +6005,6 @@
         <w:gridCol w:w="1872"/>
       </w:tblGrid>
       <w:tr>
-        <w:tblPrEx>
-          <w:tblCellMar>
-            <w:top w:w="0" w:type="dxa"/>
-            <w:bottom w:w="0" w:type="dxa"/>
-          </w:tblCellMar>
-        </w:tblPrEx>
         <w:tc>
           <w:tcPr>
             <w:tcW w:w="1872" w:type="dxa"/>
@@ -6435,12 +6223,6 @@
         </w:tc>
       </w:tr>
       <w:tr>
-        <w:tblPrEx>
-          <w:tblCellMar>
-            <w:top w:w="0" w:type="dxa"/>
-            <w:bottom w:w="0" w:type="dxa"/>
-          </w:tblCellMar>
-        </w:tblPrEx>
         <w:tc>
           <w:tcPr>
             <w:tcW w:w="1872" w:type="dxa"/>
@@ -6595,12 +6377,6 @@
         </w:tc>
       </w:tr>
       <w:tr>
-        <w:tblPrEx>
-          <w:tblCellMar>
-            <w:top w:w="0" w:type="dxa"/>
-            <w:bottom w:w="0" w:type="dxa"/>
-          </w:tblCellMar>
-        </w:tblPrEx>
         <w:tc>
           <w:tcPr>
             <w:tcW w:w="1872" w:type="dxa"/>
@@ -6755,12 +6531,6 @@
         </w:tc>
       </w:tr>
       <w:tr>
-        <w:tblPrEx>
-          <w:tblCellMar>
-            <w:top w:w="0" w:type="dxa"/>
-            <w:bottom w:w="0" w:type="dxa"/>
-          </w:tblCellMar>
-        </w:tblPrEx>
         <w:tc>
           <w:tcPr>
             <w:tcW w:w="1872" w:type="dxa"/>
@@ -6915,12 +6685,6 @@
         </w:tc>
       </w:tr>
       <w:tr>
-        <w:tblPrEx>
-          <w:tblCellMar>
-            <w:top w:w="0" w:type="dxa"/>
-            <w:bottom w:w="0" w:type="dxa"/>
-          </w:tblCellMar>
-        </w:tblPrEx>
         <w:tc>
           <w:tcPr>
             <w:tcW w:w="1872" w:type="dxa"/>
@@ -7122,7 +6886,7 @@
         <w:spacing w:after="60"/>
       </w:pPr>
       <w:r>
-        <w:t>Prim's algorithm is faster than Dijkstra in most configurations because it terminates after spanning all vertices and does not need to track per-destination distances for reconstruction.</w:t>
+        <w:t>Dijkstra's algorithm incurs the highest overhead due to maintaining accurate distance labels for all vertices, which requires more heap operations on dense graphs.</w:t>
       </w:r>
     </w:p>
     <w:p>
@@ -7135,7 +6899,15 @@
         <w:spacing w:after="60"/>
       </w:pPr>
       <w:r>
-        <w:t>Dijkstra's algorithm incurs the highest overhead due to maintaining accurate distance labels for all vertices, which requires more heap operations on dense graphs.</w:t>
+        <w:t xml:space="preserve">Dense graphs increase </w:t>
+      </w:r>
+      <w:proofErr w:type="gramStart"/>
+      <w:r>
+        <w:t>runtime</w:t>
+      </w:r>
+      <w:proofErr w:type="gramEnd"/>
+      <w:r>
+        <w:t xml:space="preserve"> for all three algorithms, with Dijkstra and Prim showing greater sensitivity to edge count than BFS.</w:t>
       </w:r>
     </w:p>
     <w:p>
@@ -7148,35 +6920,14 @@
         <w:spacing w:after="60"/>
       </w:pPr>
       <w:r>
-        <w:t xml:space="preserve">Dense graphs increase </w:t>
+        <w:t xml:space="preserve">Graph size scaling is approximately linear for BFS and </w:t>
       </w:r>
       <w:proofErr w:type="gramStart"/>
       <w:r>
-        <w:t>runtime</w:t>
+        <w:t>near-linear</w:t>
       </w:r>
       <w:proofErr w:type="gramEnd"/>
       <w:r>
-        <w:t xml:space="preserve"> for all three algorithms, with Dijkstra and Prim showing greater sensitivity to edge count than BFS.</w:t>
-      </w:r>
-    </w:p>
-    <w:p>
-      <w:pPr>
-        <w:pStyle w:val="ListParagraph"/>
-        <w:numPr>
-          <w:ilvl w:val="0"/>
-          <w:numId w:val="2"/>
-        </w:numPr>
-        <w:spacing w:after="60"/>
-      </w:pPr>
-      <w:r>
-        <w:t xml:space="preserve">Graph size scaling is approximately linear for BFS and </w:t>
-      </w:r>
-      <w:proofErr w:type="gramStart"/>
-      <w:r>
-        <w:t>near-linear</w:t>
-      </w:r>
-      <w:proofErr w:type="gramEnd"/>
-      <w:r>
         <w:t xml:space="preserve"> for Dijkstra and Prim at these small scales, consistent with theoretical expectations.</w:t>
       </w:r>
     </w:p>
@@ -7224,6 +6975,7 @@
         <w:spacing w:after="120"/>
       </w:pPr>
       <w:r>
+        <w:lastRenderedPageBreak/>
         <w:t>However, performance alone does not determine the best algorithm for each problem — the correct algorithm depends on the question being asked:</w:t>
       </w:r>
     </w:p>
@@ -7307,12 +7059,6 @@
         <w:gridCol w:w="4680"/>
       </w:tblGrid>
       <w:tr>
-        <w:tblPrEx>
-          <w:tblCellMar>
-            <w:top w:w="0" w:type="dxa"/>
-            <w:bottom w:w="0" w:type="dxa"/>
-          </w:tblCellMar>
-        </w:tblPrEx>
         <w:tc>
           <w:tcPr>
             <w:tcW w:w="2808" w:type="dxa"/>
@@ -7405,12 +7151,6 @@
         </w:tc>
       </w:tr>
       <w:tr>
-        <w:tblPrEx>
-          <w:tblCellMar>
-            <w:top w:w="0" w:type="dxa"/>
-            <w:bottom w:w="0" w:type="dxa"/>
-          </w:tblCellMar>
-        </w:tblPrEx>
         <w:tc>
           <w:tcPr>
             <w:tcW w:w="2808" w:type="dxa"/>
@@ -7494,12 +7234,6 @@
         </w:tc>
       </w:tr>
       <w:tr>
-        <w:tblPrEx>
-          <w:tblCellMar>
-            <w:top w:w="0" w:type="dxa"/>
-            <w:bottom w:w="0" w:type="dxa"/>
-          </w:tblCellMar>
-        </w:tblPrEx>
         <w:tc>
           <w:tcPr>
             <w:tcW w:w="2808" w:type="dxa"/>
@@ -7583,12 +7317,6 @@
         </w:tc>
       </w:tr>
       <w:tr>
-        <w:tblPrEx>
-          <w:tblCellMar>
-            <w:top w:w="0" w:type="dxa"/>
-            <w:bottom w:w="0" w:type="dxa"/>
-          </w:tblCellMar>
-        </w:tblPrEx>
         <w:tc>
           <w:tcPr>
             <w:tcW w:w="2808" w:type="dxa"/>
@@ -7672,12 +7400,6 @@
         </w:tc>
       </w:tr>
       <w:tr>
-        <w:tblPrEx>
-          <w:tblCellMar>
-            <w:top w:w="0" w:type="dxa"/>
-            <w:bottom w:w="0" w:type="dxa"/>
-          </w:tblCellMar>
-        </w:tblPrEx>
         <w:tc>
           <w:tcPr>
             <w:tcW w:w="2808" w:type="dxa"/>
@@ -7761,12 +7483,6 @@
         </w:tc>
       </w:tr>
       <w:tr>
-        <w:tblPrEx>
-          <w:tblCellMar>
-            <w:top w:w="0" w:type="dxa"/>
-            <w:bottom w:w="0" w:type="dxa"/>
-          </w:tblCellMar>
-        </w:tblPrEx>
         <w:tc>
           <w:tcPr>
             <w:tcW w:w="2808" w:type="dxa"/>
@@ -8104,7 +7820,13 @@
         <w:spacing w:after="120"/>
       </w:pPr>
       <w:r>
-        <w:t>The experimental benchmarks confirmed that theoretical complexity predictions align with observed runtimes: BFS is fastest, followed by Prim, then Dijkstra — with all algorithms performing in sub-millisecond time at campus scale. Sparse versus dense comparisons validated that edge count impacts Dijkstra and Prim more severely than BFS.</w:t>
+        <w:t>The experimental benchmarks confirmed that theoretical complexity predictions align with observed runtimes: BFS is fastest, followed by Prim</w:t>
+      </w:r>
+      <w:r>
+        <w:t xml:space="preserve"> and</w:t>
+      </w:r>
+      <w:r>
+        <w:t xml:space="preserve"> Dijkstra — with all algorithms performing in sub-millisecond time at campus scale. Sparse versus dense comparisons validated that edge count impacts Dijkstra and Prim more severely than BFS.</w:t>
       </w:r>
     </w:p>
     <w:p>

--- a/campus_algorithms_report.docx
+++ b/campus_algorithms_report.docx
@@ -247,7 +247,11 @@
               <w:right w:w="120" w:type="dxa"/>
             </w:tcMar>
           </w:tcPr>
-          <w:p/>
+          <w:p>
+            <w:r>
+              <w:t>Otavio Moraes Rosa</w:t>
+            </w:r>
+          </w:p>
         </w:tc>
         <w:tc>
           <w:tcPr>
@@ -266,7 +270,20 @@
               <w:right w:w="120" w:type="dxa"/>
             </w:tcMar>
           </w:tcPr>
-          <w:p/>
+          <w:p>
+            <w:r>
+              <w:t>Presentation construction,</w:t>
+            </w:r>
+            <w:r>
+              <w:t xml:space="preserve"> report</w:t>
+            </w:r>
+            <w:r>
+              <w:t xml:space="preserve"> </w:t>
+            </w:r>
+            <w:r>
+              <w:t>audit, experimental design</w:t>
+            </w:r>
+          </w:p>
         </w:tc>
       </w:tr>
       <w:tr>
@@ -725,6 +742,13 @@
               </w:rPr>
               <w:t>Engineering Building, Science Hall, Math Tower, Lecture Hall Complex, Research Lab</w:t>
             </w:r>
+            <w:r>
+              <w:rPr>
+                <w:sz w:val="20"/>
+                <w:szCs w:val="20"/>
+              </w:rPr>
+              <w:t>, Business School</w:t>
+            </w:r>
           </w:p>
         </w:tc>
       </w:tr>
@@ -906,21 +930,20 @@
               <w:bottom w:val="single" w:sz="1" w:space="0" w:color="AAAAAA"/>
               <w:right w:val="single" w:sz="1" w:space="0" w:color="AAAAAA"/>
             </w:tcBorders>
-            <w:shd w:val="clear" w:color="auto" w:fill="FFFFFF"/>
-            <w:tcMar>
-              <w:top w:w="80" w:type="dxa"/>
-              <w:left w:w="120" w:type="dxa"/>
-              <w:bottom w:w="80" w:type="dxa"/>
-              <w:right w:w="120" w:type="dxa"/>
-            </w:tcMar>
-          </w:tcPr>
-          <w:p>
-            <w:r>
-              <w:rPr>
-                <w:sz w:val="20"/>
-                <w:szCs w:val="20"/>
-              </w:rPr>
-              <w:t>Business &amp; Commerce</w:t>
+            <w:tcMar>
+              <w:top w:w="80" w:type="dxa"/>
+              <w:left w:w="120" w:type="dxa"/>
+              <w:bottom w:w="80" w:type="dxa"/>
+              <w:right w:w="120" w:type="dxa"/>
+            </w:tcMar>
+          </w:tcPr>
+          <w:p>
+            <w:r>
+              <w:rPr>
+                <w:sz w:val="20"/>
+                <w:szCs w:val="20"/>
+              </w:rPr>
+              <w:t>Parking</w:t>
             </w:r>
           </w:p>
         </w:tc>
@@ -933,63 +956,6 @@
               <w:bottom w:val="single" w:sz="1" w:space="0" w:color="AAAAAA"/>
               <w:right w:val="single" w:sz="1" w:space="0" w:color="AAAAAA"/>
             </w:tcBorders>
-            <w:shd w:val="clear" w:color="auto" w:fill="FFFFFF"/>
-            <w:tcMar>
-              <w:top w:w="80" w:type="dxa"/>
-              <w:left w:w="120" w:type="dxa"/>
-              <w:bottom w:w="80" w:type="dxa"/>
-              <w:right w:w="120" w:type="dxa"/>
-            </w:tcMar>
-          </w:tcPr>
-          <w:p>
-            <w:r>
-              <w:rPr>
-                <w:sz w:val="20"/>
-                <w:szCs w:val="20"/>
-              </w:rPr>
-              <w:t>Business School</w:t>
-            </w:r>
-          </w:p>
-        </w:tc>
-      </w:tr>
-      <w:tr>
-        <w:tc>
-          <w:tcPr>
-            <w:tcW w:w="2340" w:type="dxa"/>
-            <w:tcBorders>
-              <w:top w:val="single" w:sz="1" w:space="0" w:color="AAAAAA"/>
-              <w:left w:val="single" w:sz="1" w:space="0" w:color="AAAAAA"/>
-              <w:bottom w:val="single" w:sz="1" w:space="0" w:color="AAAAAA"/>
-              <w:right w:val="single" w:sz="1" w:space="0" w:color="AAAAAA"/>
-            </w:tcBorders>
-            <w:shd w:val="clear" w:color="auto" w:fill="F0F7F4"/>
-            <w:tcMar>
-              <w:top w:w="80" w:type="dxa"/>
-              <w:left w:w="120" w:type="dxa"/>
-              <w:bottom w:w="80" w:type="dxa"/>
-              <w:right w:w="120" w:type="dxa"/>
-            </w:tcMar>
-          </w:tcPr>
-          <w:p>
-            <w:r>
-              <w:rPr>
-                <w:sz w:val="20"/>
-                <w:szCs w:val="20"/>
-              </w:rPr>
-              <w:t>Parking</w:t>
-            </w:r>
-          </w:p>
-        </w:tc>
-        <w:tc>
-          <w:tcPr>
-            <w:tcW w:w="7020" w:type="dxa"/>
-            <w:tcBorders>
-              <w:top w:val="single" w:sz="1" w:space="0" w:color="AAAAAA"/>
-              <w:left w:val="single" w:sz="1" w:space="0" w:color="AAAAAA"/>
-              <w:bottom w:val="single" w:sz="1" w:space="0" w:color="AAAAAA"/>
-              <w:right w:val="single" w:sz="1" w:space="0" w:color="AAAAAA"/>
-            </w:tcBorders>
-            <w:shd w:val="clear" w:color="auto" w:fill="F0F7F4"/>
             <w:tcMar>
               <w:top w:w="80" w:type="dxa"/>
               <w:left w:w="120" w:type="dxa"/>
@@ -3989,23 +3955,7 @@
                 <w:sz w:val="20"/>
                 <w:szCs w:val="20"/>
               </w:rPr>
-              <w:t xml:space="preserve">Dense graphs where many edge candidates are inserted and subsequently skipped as </w:t>
-            </w:r>
-            <w:proofErr w:type="gramStart"/>
-            <w:r>
-              <w:rPr>
-                <w:sz w:val="20"/>
-                <w:szCs w:val="20"/>
-              </w:rPr>
-              <w:t>already-visited</w:t>
-            </w:r>
-            <w:proofErr w:type="gramEnd"/>
-            <w:r>
-              <w:rPr>
-                <w:sz w:val="20"/>
-                <w:szCs w:val="20"/>
-              </w:rPr>
-              <w:t>.</w:t>
+              <w:t>Dense graphs where many edge candidates are inserted and subsequently skipped as already-visited.</w:t>
             </w:r>
           </w:p>
         </w:tc>
@@ -6920,15 +6870,7 @@
         <w:spacing w:after="60"/>
       </w:pPr>
       <w:r>
-        <w:t xml:space="preserve">Graph size scaling is approximately linear for BFS and </w:t>
-      </w:r>
-      <w:proofErr w:type="gramStart"/>
-      <w:r>
-        <w:t>near-linear</w:t>
-      </w:r>
-      <w:proofErr w:type="gramEnd"/>
-      <w:r>
-        <w:t xml:space="preserve"> for Dijkstra and Prim at these small scales, consistent with theoretical expectations.</w:t>
+        <w:t>Graph size scaling is approximately linear for BFS and near-linear for Dijkstra and Prim at these small scales, consistent with theoretical expectations.</w:t>
       </w:r>
     </w:p>
     <w:p>

--- a/campus_algorithms_report.docx
+++ b/campus_algorithms_report.docx
@@ -304,7 +304,11 @@
               <w:right w:w="120" w:type="dxa"/>
             </w:tcMar>
           </w:tcPr>
-          <w:p/>
+          <w:p>
+            <w:r>
+              <w:t>Marko Kuzmov</w:t>
+            </w:r>
+          </w:p>
         </w:tc>
         <w:tc>
           <w:tcPr>
@@ -323,7 +327,11 @@
               <w:right w:w="120" w:type="dxa"/>
             </w:tcMar>
           </w:tcPr>
-          <w:p/>
+          <w:p>
+            <w:r>
+              <w:t>Algorithm implementation (Dijkstra, Prim, BFS), graph data structure construction, and benchmarking script development</w:t>
+            </w:r>
+          </w:p>
         </w:tc>
       </w:tr>
     </w:tbl>
@@ -392,6 +400,7 @@
     </w:p>
     <w:p>
       <w:r>
+        <w:lastRenderedPageBreak/>
         <w:br/>
       </w:r>
     </w:p>
@@ -400,7 +409,6 @@
         <w:pStyle w:val="Heading1"/>
       </w:pPr>
       <w:r>
-        <w:lastRenderedPageBreak/>
         <w:t>2. Problem Formulation &amp; Graph Modeling</w:t>
       </w:r>
     </w:p>
@@ -3217,7 +3225,7 @@
                 <w:sz w:val="20"/>
                 <w:szCs w:val="20"/>
               </w:rPr>
-              <w:t>Each vertex is extracted once from the heap (O(V log V)</w:t>
+              <w:t>Each vertex is extracted once from the heap (</w:t>
             </w:r>
             <w:proofErr w:type="gramStart"/>
             <w:r>
@@ -3225,6 +3233,22 @@
                 <w:sz w:val="20"/>
                 <w:szCs w:val="20"/>
               </w:rPr>
+              <w:t>O(</w:t>
+            </w:r>
+            <w:proofErr w:type="gramEnd"/>
+            <w:r>
+              <w:rPr>
+                <w:sz w:val="20"/>
+                <w:szCs w:val="20"/>
+              </w:rPr>
+              <w:t>V log V)</w:t>
+            </w:r>
+            <w:proofErr w:type="gramStart"/>
+            <w:r>
+              <w:rPr>
+                <w:sz w:val="20"/>
+                <w:szCs w:val="20"/>
+              </w:rPr>
               <w:t>)</w:t>
             </w:r>
             <w:proofErr w:type="gramEnd"/>
@@ -3233,7 +3257,23 @@
                 <w:sz w:val="20"/>
                 <w:szCs w:val="20"/>
               </w:rPr>
-              <w:t xml:space="preserve"> and each edge may trigger a heap insertion (O(E log V)).</w:t>
+              <w:t xml:space="preserve"> and each edge may trigger a heap insertion (</w:t>
+            </w:r>
+            <w:proofErr w:type="gramStart"/>
+            <w:r>
+              <w:rPr>
+                <w:sz w:val="20"/>
+                <w:szCs w:val="20"/>
+              </w:rPr>
+              <w:t>O(</w:t>
+            </w:r>
+            <w:proofErr w:type="gramEnd"/>
+            <w:r>
+              <w:rPr>
+                <w:sz w:val="20"/>
+                <w:szCs w:val="20"/>
+              </w:rPr>
+              <w:t>E log V)).</w:t>
             </w:r>
           </w:p>
         </w:tc>
@@ -8775,7 +8815,6 @@
   <w:style w:type="character" w:default="1" w:styleId="DefaultParagraphFont">
     <w:name w:val="Default Paragraph Font"/>
     <w:uiPriority w:val="1"/>
-    <w:semiHidden/>
     <w:unhideWhenUsed/>
   </w:style>
   <w:style w:type="table" w:default="1" w:styleId="TableNormal">
